--- a/enonces/par_module/FX_enonces.docx
+++ b/enonces/par_module/FX_enonces.docx
@@ -2405,6 +2405,7 @@
     </w:tbl>
     <w:p>
       <w:pPr>
+        <w:keepNext/>
         <w:keepLines/>
         <w:shd w:fill="F2F2F2" w:val="clear"/>
         <w:spacing w:after="0" w:before="100"/>
@@ -2422,6 +2423,7 @@
     </w:p>
     <w:p>
       <w:pPr>
+        <w:keepNext/>
         <w:keepLines/>
         <w:shd w:fill="F2F2F2" w:val="clear"/>
         <w:spacing w:after="0" w:before="0"/>
@@ -2439,6 +2441,7 @@
     </w:p>
     <w:p>
       <w:pPr>
+        <w:keepNext/>
         <w:keepLines/>
         <w:shd w:fill="F2F2F2" w:val="clear"/>
         <w:spacing w:after="0" w:before="0"/>
@@ -2456,6 +2459,7 @@
     </w:p>
     <w:p>
       <w:pPr>
+        <w:keepNext/>
         <w:keepLines/>
         <w:shd w:fill="F2F2F2" w:val="clear"/>
         <w:spacing w:after="0" w:before="0"/>
@@ -2473,6 +2477,7 @@
     </w:p>
     <w:p>
       <w:pPr>
+        <w:keepNext/>
         <w:keepLines/>
         <w:shd w:fill="F2F2F2" w:val="clear"/>
         <w:spacing w:after="0" w:before="0"/>
@@ -2490,6 +2495,7 @@
     </w:p>
     <w:p>
       <w:pPr>
+        <w:keepNext/>
         <w:keepLines/>
         <w:shd w:fill="F2F2F2" w:val="clear"/>
         <w:spacing w:after="0" w:before="0"/>
@@ -2507,6 +2513,7 @@
     </w:p>
     <w:p>
       <w:pPr>
+        <w:keepNext/>
         <w:keepLines/>
         <w:shd w:fill="F2F2F2" w:val="clear"/>
         <w:spacing w:after="0" w:before="0"/>
@@ -2524,6 +2531,7 @@
     </w:p>
     <w:p>
       <w:pPr>
+        <w:keepNext/>
         <w:keepLines/>
         <w:shd w:fill="F2F2F2" w:val="clear"/>
         <w:spacing w:after="0" w:before="0"/>
@@ -2541,6 +2549,7 @@
     </w:p>
     <w:p>
       <w:pPr>
+        <w:keepNext/>
         <w:keepLines/>
         <w:shd w:fill="F2F2F2" w:val="clear"/>
         <w:spacing w:after="0" w:before="0"/>
@@ -2558,6 +2567,7 @@
     </w:p>
     <w:p>
       <w:pPr>
+        <w:keepNext/>
         <w:keepLines/>
         <w:shd w:fill="F2F2F2" w:val="clear"/>
         <w:spacing w:after="0" w:before="0"/>
@@ -2575,6 +2585,7 @@
     </w:p>
     <w:p>
       <w:pPr>
+        <w:keepNext/>
         <w:keepLines/>
         <w:shd w:fill="F2F2F2" w:val="clear"/>
         <w:spacing w:after="0" w:before="0"/>
@@ -2592,6 +2603,7 @@
     </w:p>
     <w:p>
       <w:pPr>
+        <w:keepNext/>
         <w:keepLines/>
         <w:shd w:fill="F2F2F2" w:val="clear"/>
         <w:spacing w:after="0" w:before="0"/>
@@ -2609,6 +2621,7 @@
     </w:p>
     <w:p>
       <w:pPr>
+        <w:keepNext w:val="false"/>
         <w:keepLines/>
         <w:shd w:fill="F2F2F2" w:val="clear"/>
         <w:spacing w:after="160" w:before="0"/>
@@ -3522,7 +3535,6 @@
                 <w:color w:val="E97132" w:themeColor="accent2"/>
                 <w:sz w:val="18"/>
                 <w:szCs w:val="18"/>
-                <w:u w:val="none"/>
               </w:rPr>
               <w:t xml:space="preserve">CC-CLS.3</w:t>
             </w:r>
@@ -3812,6 +3824,7 @@
     </w:p>
     <w:p>
       <w:pPr>
+        <w:keepNext/>
         <w:keepLines/>
         <w:shd w:fill="F2F2F2" w:val="clear"/>
         <w:spacing w:after="0" w:before="100"/>
@@ -3829,6 +3842,7 @@
     </w:p>
     <w:p>
       <w:pPr>
+        <w:keepNext/>
         <w:keepLines/>
         <w:shd w:fill="F2F2F2" w:val="clear"/>
         <w:spacing w:after="0" w:before="0"/>
@@ -3846,6 +3860,7 @@
     </w:p>
     <w:p>
       <w:pPr>
+        <w:keepNext/>
         <w:keepLines/>
         <w:shd w:fill="F2F2F2" w:val="clear"/>
         <w:spacing w:after="0" w:before="0"/>
@@ -3863,6 +3878,7 @@
     </w:p>
     <w:p>
       <w:pPr>
+        <w:keepNext/>
         <w:keepLines/>
         <w:shd w:fill="F2F2F2" w:val="clear"/>
         <w:spacing w:after="0" w:before="0"/>
@@ -3880,6 +3896,7 @@
     </w:p>
     <w:p>
       <w:pPr>
+        <w:keepNext w:val="false"/>
         <w:keepLines/>
         <w:shd w:fill="F2F2F2" w:val="clear"/>
         <w:spacing w:after="160" w:before="0"/>
@@ -4687,6 +4704,7 @@
           </w:tcPr>
           <w:p>
             <w:pPr>
+              <w:keepNext/>
               <w:keepLines/>
               <w:shd w:fill="F2F2F2" w:val="clear"/>
               <w:spacing w:after="0" w:before="100"/>
@@ -4704,6 +4722,7 @@
           </w:p>
           <w:p>
             <w:pPr>
+              <w:keepNext/>
               <w:keepLines/>
               <w:shd w:fill="F2F2F2" w:val="clear"/>
               <w:spacing w:after="0" w:before="0"/>
@@ -4721,6 +4740,7 @@
           </w:p>
           <w:p>
             <w:pPr>
+              <w:keepNext/>
               <w:keepLines/>
               <w:shd w:fill="F2F2F2" w:val="clear"/>
               <w:spacing w:after="0" w:before="0"/>
@@ -4738,6 +4758,7 @@
           </w:p>
           <w:p>
             <w:pPr>
+              <w:keepNext/>
               <w:keepLines/>
               <w:shd w:fill="F2F2F2" w:val="clear"/>
               <w:spacing w:after="0" w:before="0"/>
@@ -4755,6 +4776,7 @@
           </w:p>
           <w:p>
             <w:pPr>
+              <w:keepNext/>
               <w:keepLines/>
               <w:shd w:fill="F2F2F2" w:val="clear"/>
               <w:spacing w:after="0" w:before="0"/>
@@ -4772,6 +4794,7 @@
           </w:p>
           <w:p>
             <w:pPr>
+              <w:keepNext w:val="false"/>
               <w:keepLines/>
               <w:shd w:fill="F2F2F2" w:val="clear"/>
               <w:spacing w:after="160" w:before="0"/>
@@ -9418,7 +9441,7 @@
         <w:szCs w:val="18"/>
         <w:color w:val="595959"/>
       </w:rPr>
-      <w:t xml:space="preserve">FX_enonces </w:t>
+      <w:t xml:space="preserve">FX </w:t>
     </w:r>
     <w:r>
       <w:fldChar w:fldCharType="begin"/>
@@ -9453,7 +9476,7 @@
       <w:fldChar w:fldCharType="separate"/>
     </w:r>
     <w:r>
-      <w:t>14</w:t>
+      <w:t>15</w:t>
     </w:r>
     <w:r>
       <w:fldChar w:fldCharType="end"/>
